--- a/public/cv/CV.docx
+++ b/public/cv/CV.docx
@@ -413,10 +413,17 @@
               <w:ind/>
               <w:rPr/>
             </w:pPr>
-            <w:r>
-              <w:t xml:space="preserve">Mtsarac03@gmail.com</w:t>
-            </w:r>
             <w:r/>
+            <w:hyperlink r:id="rId13">
+              <w:r>
+                <w:rPr>
+                  <w:rFonts w:ascii="Carlito" w:hAnsi="Carlito"/>
+                  <w:color w:val="0563C1"/>
+                  <w:u w:val="single"/>
+                </w:rPr>
+                <w:t xml:space="preserve">Mtsarac03@gmail.com</w:t>
+              </w:r>
+            </w:hyperlink>
           </w:p>
           <w:p>
             <w:pPr>
@@ -426,13 +433,17 @@
               <w:ind/>
               <w:rPr/>
             </w:pPr>
-            <w:r>
-              <w:t xml:space="preserve">Github.com/</w:t>
-            </w:r>
-            <w:r>
-              <w:t xml:space="preserve">mtsarac</w:t>
-            </w:r>
             <w:r/>
+            <w:hyperlink r:id="rId14">
+              <w:r>
+                <w:rPr>
+                  <w:rFonts w:ascii="Carlito" w:hAnsi="Carlito"/>
+                  <w:color w:val="0563C1"/>
+                  <w:u w:val="single"/>
+                </w:rPr>
+                <w:t xml:space="preserve">Github.com/mtsarac</w:t>
+              </w:r>
+            </w:hyperlink>
           </w:p>
           <w:p>
             <w:pPr>
@@ -442,10 +453,17 @@
               <w:ind/>
               <w:rPr/>
             </w:pPr>
-            <w:r>
-              <w:t xml:space="preserve">linkedin.com/in/mtsarac/</w:t>
-            </w:r>
             <w:r/>
+            <w:hyperlink r:id="rId15">
+              <w:r>
+                <w:rPr>
+                  <w:rFonts w:ascii="Carlito" w:hAnsi="Carlito"/>
+                  <w:color w:val="0563C1"/>
+                  <w:u w:val="single"/>
+                </w:rPr>
+                <w:t xml:space="preserve">linkedin.com/in/mtsarac/</w:t>
+              </w:r>
+            </w:hyperlink>
           </w:p>
           <w:p>
             <w:pPr>
@@ -492,9 +510,17 @@
             <w:pPr>
               <w:pStyle w:val="767"/>
             </w:pPr>
-            <w:r>
-              <w:t>msarac.me</w:t>
-            </w:r>
+            <w:r/>
+            <w:hyperlink r:id="rId16">
+              <w:r>
+                <w:rPr>
+                  <w:rFonts w:ascii="Carlito" w:hAnsi="Carlito"/>
+                  <w:color w:val="0563C1"/>
+                  <w:u w:val="single"/>
+                </w:rPr>
+                <w:t xml:space="preserve">msarac.me</w:t>
+              </w:r>
+            </w:hyperlink>
           </w:p>
           <w:p>
             <w:pPr>
@@ -1405,13 +1431,59 @@
               <w:rPr/>
             </w:pPr>
             <w:r>
-              <w:t>ADM Elektrik Dağıtım – BT Stajyeri, Denizli (Tem – Ağu 2026). PostgreSQL envanter şeması; React + TypeScript CRM prototipi; SAP/Jira/Qlik süreçleri; MASSGuard AI konsepti.</w:t>
+              <w:rPr>
+                <w:b/>
+              </w:rPr>
+              <w:t>ADM Elektrik Dağıtım – BT Stajyeri, Denizli (Tem – Ağu 2026)</w:t>
+            </w:r>
+          </w:p>
+          <w:p>
+            <w:pPr>
+              <w:pStyle w:val="767"/>
+            </w:pPr>
+            <w:r>
+              <w:t>BT envanter, stok ve zimmet takibi için PostgreSQL şeması tasarladım</w:t>
+            </w:r>
+          </w:p>
+          <w:p>
+            <w:pPr>
+              <w:pStyle w:val="767"/>
+            </w:pPr>
+            <w:r>
+              <w:t>İş gereksinimlerinden React + TypeScript CRM prototipi geliştirdim</w:t>
+            </w:r>
+          </w:p>
+          <w:p>
+            <w:pPr>
+              <w:pStyle w:val="767"/>
+            </w:pPr>
+            <w:r>
+              <w:t>SAP, Jira ve Qlik süreçlerine katıldım; MASSGuard AI konsepti önerdim</w:t>
             </w:r>
           </w:p>
           <w:p>
             <w:pPr/>
             <w:r>
-              <w:t>TNC Group / Social Office – BT Stajyeri (2026). Python CLI, Excel dashboard, AutoCAD çizim, Blender 3D oda.</w:t>
+              <w:rPr>
+                <w:b/>
+              </w:rPr>
+              <w:t>TNC Group / Social Office – BT Stajyeri (2026)</w:t>
+            </w:r>
+          </w:p>
+          <w:p>
+            <w:pPr>
+              <w:pStyle w:val="767"/>
+            </w:pPr>
+            <w:r>
+              <w:t>JSON tabanlı Python CLI uygulaması geliştirdim</w:t>
+            </w:r>
+          </w:p>
+          <w:p>
+            <w:pPr>
+              <w:pStyle w:val="767"/>
+            </w:pPr>
+            <w:r>
+              <w:t>Excel dashboard, AutoCAD çizim ve Blender 3D oda teslim ettim</w:t>
             </w:r>
           </w:p>
           <w:p>
@@ -1425,7 +1497,7 @@
           <w:p>
             <w:pPr/>
             <w:r>
-              <w:t>Adrenal Anomali Tespit Sistemi – Tez projesi. Klinik karar destek için JWT’li NestJS + PostgreSQL backend ve React Native MRI/AI uygulaması. Özel, detaylar istek üzerine.</w:t>
+              <w:t>Adrenal Anomali Tespit Sistemi – Tez projesi. JWT’li NestJS + PostgreSQL backend ve React Native MRI/AI uygulaması. Özel, detaylar istek üzerine.</w:t>
             </w:r>
           </w:p>
           <w:p>
@@ -32733,8 +32805,9 @@
       <w:ind/>
     </w:pPr>
     <w:rPr>
+      <w:rFonts w:ascii="Carlito" w:hAnsi="Carlito"/>
       <w:color w:val="000000" w:themeColor="text1"/>
-      <w:sz w:val="19"/>
+      <w:sz w:val="20"/>
       <w:lang w:val="tr-TR"/>
     </w:rPr>
   </w:style>
@@ -32752,11 +32825,13 @@
       <w:outlineLvl w:val="0"/>
     </w:pPr>
     <w:rPr>
+      <w:rFonts w:ascii="Carlito" w:hAnsi="Carlito"/>
       <w:b/>
       <w:bCs/>
       <w:caps/>
       <w:color w:val="auto"/>
       <w:spacing w:val="20"/>
+      <w:sz w:val="26"/>
       <w:szCs w:val="20"/>
     </w:rPr>
   </w:style>
@@ -32776,10 +32851,11 @@
       <w:outlineLvl w:val="1"/>
     </w:pPr>
     <w:rPr>
-      <w:rFonts w:asciiTheme="majorHAnsi" w:hAnsiTheme="majorHAnsi" w:eastAsiaTheme="majorEastAsia" w:cstheme="majorBidi"/>
+      <w:rFonts w:asciiTheme="majorHAnsi" w:hAnsiTheme="majorHAnsi" w:eastAsiaTheme="majorEastAsia" w:cstheme="majorBidi" w:ascii="Carlito" w:hAnsi="Carlito"/>
       <w:b/>
       <w:caps/>
       <w:spacing w:val="20"/>
+      <w:sz w:val="22"/>
       <w:szCs w:val="26"/>
     </w:rPr>
   </w:style>
@@ -32799,7 +32875,8 @@
       <w:outlineLvl w:val="2"/>
     </w:pPr>
     <w:rPr>
-      <w:rFonts w:asciiTheme="majorHAnsi" w:hAnsiTheme="majorHAnsi" w:eastAsiaTheme="majorEastAsia" w:cstheme="majorBidi"/>
+      <w:rFonts w:asciiTheme="majorHAnsi" w:hAnsiTheme="majorHAnsi" w:eastAsiaTheme="majorEastAsia" w:cstheme="majorBidi" w:ascii="Carlito" w:hAnsi="Carlito"/>
+      <w:sz w:val="21"/>
     </w:rPr>
   </w:style>
   <w:style w:type="paragraph" w:styleId="738">
@@ -33399,14 +33476,14 @@
     <w:qFormat/>
     <w:pPr>
       <w:pBdr/>
-      <w:spacing w:line="1000" w:lineRule="exact"/>
+      <w:spacing w:line="1000" w:lineRule="exact" w:after="40"/>
       <w:ind/>
       <w:contextualSpacing w:val="true"/>
     </w:pPr>
     <w:rPr>
-      <w:rFonts w:asciiTheme="majorHAnsi" w:hAnsiTheme="majorHAnsi" w:eastAsiaTheme="majorEastAsia" w:cstheme="majorBidi"/>
+      <w:rFonts w:asciiTheme="majorHAnsi" w:hAnsiTheme="majorHAnsi" w:eastAsiaTheme="majorEastAsia" w:cstheme="majorBidi" w:ascii="Carlito" w:hAnsi="Carlito"/>
       <w:b/>
-      <w:sz w:val="64"/>
+      <w:sz w:val="44"/>
       <w:szCs w:val="56"/>
     </w:rPr>
   </w:style>
@@ -33458,7 +33535,7 @@
       <w:ind/>
     </w:pPr>
     <w:rPr>
-      <w:rFonts w:eastAsiaTheme="minorEastAsia"/>
+      <w:rFonts w:eastAsiaTheme="minorEastAsia" w:ascii="Carlito" w:hAnsi="Carlito"/>
       <w:b/>
       <w:caps/>
       <w:color w:val="auto"/>
@@ -33680,6 +33757,10 @@
       <w:spacing/>
       <w:ind w:left="360"/>
     </w:pPr>
+    <w:rPr>
+      <w:rFonts w:ascii="Carlito" w:hAnsi="Carlito"/>
+      <w:sz w:val="20"/>
+    </w:rPr>
   </w:style>
   <w:style w:type="paragraph" w:styleId="768" w:customStyle="1">
     <w:name w:val="Spacer"/>

--- a/public/cv/CV.docx
+++ b/public/cv/CV.docx
@@ -119,7 +119,7 @@
       </w:tblGrid>
       <w:tr>
         <w:trPr>
-          <w:trHeight w:val="3960"/>
+          <w:trHeight w:val="3000"/>
         </w:trPr>
         <w:tc>
           <w:tcPr>
@@ -266,7 +266,7 @@
               <w:rPr/>
             </w:pPr>
             <w:r>
-              <w:t>Ben Muhammet Saraç, Pamukkale Üniversitesi son sınıf Bilgisayar Mühendisliği öğrencisiyim (GPA 3.32). NestJS, PostgreSQL ve React ile backend ağırlıklı web uygulamaları geliştiriyorum. ADM’de (kurumsal BT) ve TNC Group’ta (uygulamalı BT) staj yaptım; Erasmus ile Maribor’da okudum.</w:t>
+              <w:t>Ben Muhammet Saraç, Pamukkale Üniversitesi son sınıf Bilgisayar Mühendisliği öğrencisiyim (GPA 3.32). NestJS, PostgreSQL ve React ile backend ağırlıklı web uygulamaları geliştiriyorum. ADM’de (kurumsal BT), FLAP Yazılım’da (yazılım) ve TNC Group’ta (uygulamalı BT) staj yaptım; Erasmus ile Maribor’da okudum.</w:t>
             </w:r>
           </w:p>
         </w:tc>
@@ -629,7 +629,7 @@
               <w:rPr/>
             </w:pPr>
             <w:r>
-              <w:t>Framework ve Teknolojiler: React, Next.js, React Native, NestJS, REST API, .NET Web API, MS SQL Server, PostgreSQL, Expo</w:t>
+              <w:t>Framework ve Teknolojiler: React, Next.js, React Native, Flutter, NestJS, REST API, .NET, .NET Web API, MS SQL Server, PostgreSQL, Expo</w:t>
             </w:r>
           </w:p>
           <w:p>
@@ -698,7 +698,7 @@
       </w:tr>
       <w:tr>
         <w:trPr>
-          <w:trHeight w:val="2196"/>
+          <w:trHeight w:val="1500"/>
         </w:trPr>
         <w:tc>
           <w:tcPr>
@@ -1024,7 +1024,7 @@
       </w:tr>
       <w:tr>
         <w:trPr>
-          <w:trHeight w:val="1359"/>
+          <w:trHeight w:val="900"/>
         </w:trPr>
         <w:tc>
           <w:tcPr>
@@ -1458,7 +1458,40 @@
               <w:pStyle w:val="767"/>
             </w:pPr>
             <w:r>
-              <w:t>SAP, Jira ve Qlik süreçlerine katıldım; MASSGuard AI konsepti önerdim</w:t>
+              <w:t>SAP, Jira, Qlik süreçleri; MASSGuard AI konsepti önerdim</w:t>
+            </w:r>
+          </w:p>
+          <w:p>
+            <w:pPr/>
+            <w:r>
+              <w:rPr>
+                <w:b/>
+              </w:rPr>
+              <w:t>FLAP Yazılım – Yazılım Stajyeri, Denizli (Eyl – Eki 2026)</w:t>
+            </w:r>
+          </w:p>
+          <w:p>
+            <w:pPr>
+              <w:pStyle w:val="767"/>
+            </w:pPr>
+            <w:r>
+              <w:t>SQL Server yedekleme platformu (ASP.NET Core, PostgreSQL, React)</w:t>
+            </w:r>
+          </w:p>
+          <w:p>
+            <w:pPr>
+              <w:pStyle w:val="767"/>
+            </w:pPr>
+            <w:r>
+              <w:t>Çevrimdışı öncelikli mail istemcisi (.NET 10, Flutter)</w:t>
+            </w:r>
+          </w:p>
+          <w:p>
+            <w:pPr>
+              <w:pStyle w:val="767"/>
+            </w:pPr>
+            <w:r>
+              <w:t>Mutabakat uygulamasına küçük katkı. Referans istenirse paylaşılır</w:t>
             </w:r>
           </w:p>
           <w:p>
@@ -1501,6 +1534,18 @@
             </w:r>
           </w:p>
           <w:p>
+            <w:pPr/>
+            <w:r>
+              <w:t>Backup Platform – github.com/mtsarac/backup-platform</w:t>
+            </w:r>
+          </w:p>
+          <w:p>
+            <w:pPr/>
+            <w:r>
+              <w:t>Kaydetmail – github.com/mtsarac/mail-client</w:t>
+            </w:r>
+          </w:p>
+          <w:p>
             <w:pPr>
               <w:pBdr/>
               <w:spacing/>
@@ -1648,7 +1693,7 @@
     <w:lvl w:ilvl="0">
       <w:isLgl w:val="false"/>
       <w:lvlJc w:val="left"/>
-      <w:lvlText w:val=""/>
+      <w:lvlText w:val="•"/>
       <w:numFmt w:val="bullet"/>
       <w:pPr>
         <w:pBdr/>
@@ -1657,7 +1702,8 @@
       </w:pPr>
       <w:pStyle w:val="767"/>
       <w:rPr>
-        <w:rFonts w:hint="default" w:ascii="Symbol" w:hAnsi="Symbol"/>
+        <w:rFonts w:hint="default" w:ascii="Carlito" w:hAnsi="Carlito"/>
+        <w:sz w:val="20"/>
       </w:rPr>
       <w:start w:val="1"/>
       <w:suff w:val="tab"/>
@@ -32801,7 +32847,7 @@
     <w:qFormat/>
     <w:pPr>
       <w:pBdr/>
-      <w:spacing/>
+      <w:spacing w:after="20"/>
       <w:ind/>
     </w:pPr>
     <w:rPr>
@@ -33754,7 +33800,7 @@
         <w:numId w:val="7"/>
       </w:numPr>
       <w:pBdr/>
-      <w:spacing/>
+      <w:spacing w:after="20" w:line="264" w:lineRule="auto"/>
       <w:ind w:left="360"/>
     </w:pPr>
     <w:rPr>

--- a/public/cv/CV.docx
+++ b/public/cv/CV.docx
@@ -819,13 +819,30 @@
           </w:p>
           <w:p>
             <w:pPr>
+              <w:pStyle w:val="767"/>
               <w:pBdr/>
               <w:spacing/>
               <w:ind/>
               <w:rPr/>
             </w:pPr>
             <w:r>
-              <w:t>Veri yapıları, algoritmalar, veritabanları, işletim sistemleri, yazılım mühendisliği, web teknolojileri, ağlar, makine öğrenmesi, yapay zeka, grafik ve bulut bilişim dersleri.</w:t>
+              <w:t>Veri yapıları, algoritmalar, veritabanları, işletim sistemleri</w:t>
+            </w:r>
+          </w:p>
+          <w:p>
+            <w:pPr>
+              <w:pStyle w:val="767"/>
+            </w:pPr>
+            <w:r>
+              <w:t>Yazılım mühendisliği, web teknolojileri, bilgisayar ağları</w:t>
+            </w:r>
+          </w:p>
+          <w:p>
+            <w:pPr>
+              <w:pStyle w:val="767"/>
+            </w:pPr>
+            <w:r>
+              <w:t>Makine öğrenmesi, yapay zeka, grafik, bulut bilişim</w:t>
             </w:r>
           </w:p>
         </w:tc>
@@ -1122,6 +1139,7 @@
           </w:p>
           <w:p>
             <w:pPr>
+              <w:pStyle w:val="767"/>
               <w:pBdr/>
               <w:spacing/>
               <w:ind/>
@@ -1131,7 +1149,15 @@
               </w:rPr>
             </w:pPr>
             <w:r>
-              <w:t>Erasmus eğitimimi tamamladım. C++ ile OOP ve Blender ile 3D animasyon üzerine çalıştım.</w:t>
+              <w:t>Erasmus değişim programı, C++ ile OOP</w:t>
+            </w:r>
+          </w:p>
+          <w:p>
+            <w:pPr>
+              <w:pStyle w:val="767"/>
+            </w:pPr>
+            <w:r>
+              <w:t>Blender ile 3D animasyon ve grafik</w:t>
             </w:r>
           </w:p>
         </w:tc>

--- a/public/cv/CV.docx
+++ b/public/cv/CV.docx
@@ -182,7 +182,7 @@
               <w:rPr/>
             </w:pPr>
             <w:r>
-              <w:t>Backend ağırlıklı full-stack geliştirmeye odaklanan son sınıf bilgisayar mühendisliği öğrencisiyim (NestJS, PostgreSQL, React). Gerçek ürün çıkaracağım junior ve staj pozisyonları arıyorum.</w:t>
+              <w:t>Backend ağırlıklı full-stack geliştirmeye odaklanan son sınıf bilgisayar mühendisliği öğrencisiyim. Gerçek ürün çıkaracağım junior ve staj pozisyonları arıyorum.</w:t>
             </w:r>
           </w:p>
         </w:tc>
@@ -266,7 +266,7 @@
               <w:rPr/>
             </w:pPr>
             <w:r>
-              <w:t>Ben Muhammet Saraç, Pamukkale Üniversitesi son sınıf Bilgisayar Mühendisliği öğrencisiyim (GPA 3.32). NestJS, PostgreSQL ve React ile backend ağırlıklı web uygulamaları geliştiriyorum. ADM’de (kurumsal BT), FLAP Yazılım’da (yazılım) ve TNC Group’ta (uygulamalı BT) staj yaptım; Erasmus ile Maribor’da okudum.</w:t>
+              <w:t>Pamukkale Üniversitesi son sınıf Bilgisayar Mühendisliği öğrencisiyim. NestJS, PostgreSQL ve React ile backend ağırlıklı web uygulamaları geliştiriyorum. ADM, FLAP Yazılım ve TNC Group’ta staj yaptım; Erasmus ile Maribor’da okudum.</w:t>
             </w:r>
           </w:p>
         </w:tc>
